--- a/out/06_Marketing/SNX-MKT-REG-03 Marketing Lead & Campaign Outcome Register (Rev00 DRAFT).docx
+++ b/out/06_Marketing/SNX-MKT-REG-03 Marketing Lead & Campaign Outcome Register (Rev00 DRAFT).docx
@@ -2436,7 +2436,7 @@
           <w:sz w:val="24"/>
           <w:szCs w:val="24"/>
         </w:rPr>
-        <w:t xml:space="preserve">Butir berikut dikecualikan dari register ini:</w:t>
+        <w:t xml:space="preserve">Butir berikut dikecualikan dari register ini. Pembagian isi antara SNX-MKT-REG-01, SNX-MKT-REG-02, SNX-MKT-RPT-01, dan register ini berstatus (USULAN).</w:t>
       </w:r>
     </w:p>
     <w:tbl>
@@ -2667,7 +2667,7 @@
                 <w:sz w:val="24"/>
                 <w:szCs w:val="24"/>
               </w:rPr>
-              <w:t>Perencanaan dan pelaksanaan campaign dan aktivitas marketing</w:t>
+              <w:t>Pelaksanaan campaign dan aktivitas marketing</w:t>
             </w:r>
           </w:p>
         </w:tc>
@@ -2728,7 +2728,7 @@
                 <w:sz w:val="24"/>
                 <w:szCs w:val="24"/>
               </w:rPr>
-              <w:t>Perencanaan dan review kinerja marketing</w:t>
+              <w:t>Persetujuan materi eksternal dan validasi klaim</w:t>
             </w:r>
           </w:p>
         </w:tc>
@@ -2756,7 +2756,68 @@
                 <w:sz w:val="24"/>
                 <w:szCs w:val="24"/>
               </w:rPr>
-              <w:t>Menjadi lingkup SNX-MKT-RPT-01. Tabel 3 dan Tabel 4 dapat menjadi data masukan review itu (USULAN).</w:t>
+              <w:t>Menjadi lingkup SNX-MKT-REG-01 (USULAN).</w:t>
+            </w:r>
+          </w:p>
+        </w:tc>
+      </w:tr>
+      <w:tr>
+        <w:trPr>
+          <w:jc w:val="center"/>
+        </w:trPr>
+        <w:tc>
+          <w:tcPr>
+            <w:tcW w:w="3685" w:type="dxa"/>
+            <w:tcBorders>
+              <w:top w:val="single" w:sz="8" w:space="0" w:color="000000"/>
+              <w:left w:val="single" w:sz="8" w:space="0" w:color="000000"/>
+              <w:bottom w:val="single" w:sz="8" w:space="0" w:color="000000"/>
+              <w:right w:val="single" w:sz="8" w:space="0" w:color="000000"/>
+            </w:tcBorders>
+            <w:vAlign w:val="center"/>
+          </w:tcPr>
+          <w:p>
+            <w:pPr>
+              <w:rPr>
+                <w:sz w:val="24"/>
+                <w:szCs w:val="24"/>
+              </w:rPr>
+            </w:pPr>
+            <w:r>
+              <w:rPr>
+                <w:b w:val="0"/>
+                <w:sz w:val="24"/>
+                <w:szCs w:val="24"/>
+              </w:rPr>
+              <w:t>Rencana pemasaran dan tinjauan kinerja marketing: sasaran, audiens, positioning, channel, rencana aktivitas, KPI, realisasi, evaluasi, dan tindakan korektif</w:t>
+            </w:r>
+          </w:p>
+        </w:tc>
+        <w:tc>
+          <w:tcPr>
+            <w:tcW w:w="5103" w:type="dxa"/>
+            <w:tcBorders>
+              <w:top w:val="single" w:sz="8" w:space="0" w:color="000000"/>
+              <w:left w:val="single" w:sz="8" w:space="0" w:color="000000"/>
+              <w:bottom w:val="single" w:sz="8" w:space="0" w:color="000000"/>
+              <w:right w:val="single" w:sz="8" w:space="0" w:color="000000"/>
+            </w:tcBorders>
+            <w:vAlign w:val="center"/>
+          </w:tcPr>
+          <w:p>
+            <w:pPr>
+              <w:rPr>
+                <w:sz w:val="24"/>
+                <w:szCs w:val="24"/>
+              </w:rPr>
+            </w:pPr>
+            <w:r>
+              <w:rPr>
+                <w:b w:val="0"/>
+                <w:sz w:val="24"/>
+                <w:szCs w:val="24"/>
+              </w:rPr>
+              <w:t>Menjadi lingkup SNX-MKT-RPT-01. Tabel 3 dan Tabel 4 dapat menjadi data masukan tinjauan itu (USULAN).</w:t>
             </w:r>
           </w:p>
         </w:tc>
@@ -13974,7 +14035,7 @@
                 <w:sz w:val="24"/>
                 <w:szCs w:val="24"/>
               </w:rPr>
-              <w:t>SNX-MKT-REG-02</w:t>
+              <w:t>SNX-MKT-REG-01</w:t>
             </w:r>
           </w:p>
         </w:tc>
@@ -14002,7 +14063,7 @@
                 <w:sz w:val="24"/>
                 <w:szCs w:val="24"/>
               </w:rPr>
-              <w:t>Marketing Campaign &amp; Activity Register. Tempat nama campaign dicatat. Kolom Campaign Asal merujuk nama di register itu (USULAN).</w:t>
+              <w:t>Marketing Content, Material &amp; Claims Approval Register. Persetujuan materi eksternal dan validasi klaim (USULAN).</w:t>
             </w:r>
           </w:p>
         </w:tc>
@@ -14035,6 +14096,67 @@
                 <w:sz w:val="24"/>
                 <w:szCs w:val="24"/>
               </w:rPr>
+              <w:t>SNX-MKT-REG-02</w:t>
+            </w:r>
+          </w:p>
+        </w:tc>
+        <w:tc>
+          <w:tcPr>
+            <w:tcW w:w="6520" w:type="dxa"/>
+            <w:tcBorders>
+              <w:top w:val="single" w:sz="8" w:space="0" w:color="000000"/>
+              <w:left w:val="single" w:sz="8" w:space="0" w:color="000000"/>
+              <w:bottom w:val="single" w:sz="8" w:space="0" w:color="000000"/>
+              <w:right w:val="single" w:sz="8" w:space="0" w:color="000000"/>
+            </w:tcBorders>
+            <w:vAlign w:val="center"/>
+          </w:tcPr>
+          <w:p>
+            <w:pPr>
+              <w:rPr>
+                <w:sz w:val="24"/>
+                <w:szCs w:val="24"/>
+              </w:rPr>
+            </w:pPr>
+            <w:r>
+              <w:rPr>
+                <w:b w:val="0"/>
+                <w:sz w:val="24"/>
+                <w:szCs w:val="24"/>
+              </w:rPr>
+              <w:t>Marketing Campaign &amp; Activity Register. Pelaksanaan campaign dan aktivitas marketing, dengan materi yang dipakai tertaut ke ID persetujuan di SNX-MKT-REG-01. Kolom Campaign Asal merujuk nama campaign di register itu (USULAN).</w:t>
+            </w:r>
+          </w:p>
+        </w:tc>
+      </w:tr>
+      <w:tr>
+        <w:trPr>
+          <w:jc w:val="center"/>
+        </w:trPr>
+        <w:tc>
+          <w:tcPr>
+            <w:tcW w:w="2268" w:type="dxa"/>
+            <w:tcBorders>
+              <w:top w:val="single" w:sz="8" w:space="0" w:color="000000"/>
+              <w:left w:val="single" w:sz="8" w:space="0" w:color="000000"/>
+              <w:bottom w:val="single" w:sz="8" w:space="0" w:color="000000"/>
+              <w:right w:val="single" w:sz="8" w:space="0" w:color="000000"/>
+            </w:tcBorders>
+            <w:vAlign w:val="center"/>
+          </w:tcPr>
+          <w:p>
+            <w:pPr>
+              <w:rPr>
+                <w:sz w:val="24"/>
+                <w:szCs w:val="24"/>
+              </w:rPr>
+            </w:pPr>
+            <w:r>
+              <w:rPr>
+                <w:b w:val="0"/>
+                <w:sz w:val="24"/>
+                <w:szCs w:val="24"/>
+              </w:rPr>
               <w:t>SNX-MKT-RPT-01</w:t>
             </w:r>
           </w:p>
@@ -14063,7 +14185,7 @@
                 <w:sz w:val="24"/>
                 <w:szCs w:val="24"/>
               </w:rPr>
-              <w:t>Marketing Planning &amp; Performance Review. Review kinerja marketing yang berada di luar register ini.</w:t>
+              <w:t>Marketing Planning &amp; Performance Review. Rencana pemasaran dan tinjauan kinerja marketing (USULAN).</w:t>
             </w:r>
           </w:p>
         </w:tc>

--- a/out/06_Marketing/SNX-MKT-REG-03 Marketing Lead & Campaign Outcome Register (Rev00 DRAFT).docx
+++ b/out/06_Marketing/SNX-MKT-REG-03 Marketing Lead & Campaign Outcome Register (Rev00 DRAFT).docx
@@ -2436,7 +2436,7 @@
           <w:sz w:val="24"/>
           <w:szCs w:val="24"/>
         </w:rPr>
-        <w:t xml:space="preserve">Butir berikut dikecualikan dari register ini. Pembagian isi antara SNX-MKT-REG-01, SNX-MKT-REG-02, SNX-MKT-RPT-01, dan register ini berstatus (USULAN).</w:t>
+        <w:t xml:space="preserve">Butir berikut dikecualikan dari register ini.</w:t>
       </w:r>
     </w:p>
     <w:tbl>
@@ -2667,7 +2667,7 @@
                 <w:sz w:val="24"/>
                 <w:szCs w:val="24"/>
               </w:rPr>
-              <w:t>Pelaksanaan campaign dan aktivitas marketing</w:t>
+              <w:t>Pelaksanaan Aktivitas pemasaran</w:t>
             </w:r>
           </w:p>
         </w:tc>
@@ -2695,7 +2695,7 @@
                 <w:sz w:val="24"/>
                 <w:szCs w:val="24"/>
               </w:rPr>
-              <w:t>Menjadi lingkup SNX-MKT-REG-02. Register ini hanya merujuk nama campaign di sana (USULAN).</w:t>
+              <w:t>Menjadi lingkup SNX-MKT-REG-02. Register ini hanya merujuk nama Aktivitas di sana lewat kolom Campaign Asal.</w:t>
             </w:r>
           </w:p>
         </w:tc>
@@ -2756,7 +2756,7 @@
                 <w:sz w:val="24"/>
                 <w:szCs w:val="24"/>
               </w:rPr>
-              <w:t>Menjadi lingkup SNX-MKT-REG-01 (USULAN).</w:t>
+              <w:t>Menjadi lingkup SNX-MKT-REG-01, satu-satunya register materi, konten, dan persetujuan klaim.</w:t>
             </w:r>
           </w:p>
         </w:tc>
@@ -2817,7 +2817,7 @@
                 <w:sz w:val="24"/>
                 <w:szCs w:val="24"/>
               </w:rPr>
-              <w:t>Menjadi lingkup SNX-MKT-RPT-01. Tabel 3 dan Tabel 4 dapat menjadi data masukan tinjauan itu (USULAN).</w:t>
+              <w:t>Menjadi lingkup SNX-MKT-RPT-01. Brand &amp; Marketing mengisi SNX-MKT-RPT-01 dari register ini dan dari SNX-MKT-REG-02. Tabel 3 dan Tabel 4 menjadi data masukan tinjauan itu.</w:t>
             </w:r>
           </w:p>
         </w:tc>
@@ -14063,7 +14063,7 @@
                 <w:sz w:val="24"/>
                 <w:szCs w:val="24"/>
               </w:rPr>
-              <w:t>Marketing Content, Material &amp; Claims Approval Register. Persetujuan materi eksternal dan validasi klaim (USULAN).</w:t>
+              <w:t>Marketing Content, Material &amp; Claims Approval Register. Satu-satunya register materi, konten, dan persetujuan klaim, termasuk validasi klaim.</w:t>
             </w:r>
           </w:p>
         </w:tc>
@@ -14124,7 +14124,7 @@
                 <w:sz w:val="24"/>
                 <w:szCs w:val="24"/>
               </w:rPr>
-              <w:t>Marketing Campaign &amp; Activity Register. Pelaksanaan campaign dan aktivitas marketing, dengan materi yang dipakai tertaut ke ID persetujuan di SNX-MKT-REG-01. Kolom Campaign Asal merujuk nama campaign di register itu (USULAN).</w:t>
+              <w:t>Marketing Campaign &amp; Activity Register. Pelaksanaan Aktivitas pemasaran: nama, tujuan, Channel, jadwal, PIC, Budget, status, ID materi di SNX-MKT-REG-01, dan hasil singkat. Kolom Campaign Asal merujuk nama Aktivitas di register itu.</w:t>
             </w:r>
           </w:p>
         </w:tc>
@@ -14185,7 +14185,7 @@
                 <w:sz w:val="24"/>
                 <w:szCs w:val="24"/>
               </w:rPr>
-              <w:t>Marketing Planning &amp; Performance Review. Rencana pemasaran dan tinjauan kinerja marketing (USULAN).</w:t>
+              <w:t>Marketing Planning &amp; Performance Review. Rencana pemasaran dan tinjauan kinerja marketing, yang Brand &amp; Marketing isi dari register ini dan dari SNX-MKT-REG-02.</w:t>
             </w:r>
           </w:p>
         </w:tc>

--- a/out/06_Marketing/SNX-MKT-REG-03 Marketing Lead & Campaign Outcome Register (Rev00 DRAFT).docx
+++ b/out/06_Marketing/SNX-MKT-REG-03 Marketing Lead & Campaign Outcome Register (Rev00 DRAFT).docx
@@ -3238,7 +3238,7 @@
                 <w:sz w:val="24"/>
                 <w:szCs w:val="24"/>
               </w:rPr>
-              <w:t>Kegiatan marketing SINUX yang tercatat dengan nama di SNX-MKT-REG-02.</w:t>
+              <w:t>Aktivitas pemasaran SINUX yang tercatat dengan nama Aktivitas di SNX-MKT-REG-02.</w:t>
             </w:r>
           </w:p>
         </w:tc>
@@ -3299,7 +3299,7 @@
                 <w:sz w:val="24"/>
                 <w:szCs w:val="24"/>
               </w:rPr>
-              <w:t>Campaign yang menghasilkan sebuah lead.</w:t>
+              <w:t>Campaign di SNX-MKT-REG-02 yang menghasilkan sebuah lead, ditulis dengan nama Aktivitasnya.</w:t>
             </w:r>
           </w:p>
         </w:tc>
@@ -4322,7 +4322,7 @@
           <w:sz w:val="24"/>
           <w:szCs w:val="24"/>
         </w:rPr>
-        <w:t xml:space="preserve">4.13 Lead yang tidak berasal dari campaign diisi Tanpa campaign di kolom Campaign Asal (USULAN).</w:t>
+        <w:t xml:space="preserve">4.13 Lead yang tidak berasal dari Aktivitas di SNX-MKT-REG-02 diisi Tanpa campaign di kolom Campaign Asal (USULAN).</w:t>
       </w:r>
     </w:p>
     <w:p>
@@ -4874,7 +4874,7 @@
           <w:sz w:val="24"/>
           <w:szCs w:val="24"/>
         </w:rPr>
-        <w:t xml:space="preserve">6.5 Brand &amp; Marketing menulis nama campaign di kolom Campaign Asal persis seperti di SNX-MKT-REG-02, atau Tanpa campaign bila lead tidak berasal dari campaign (butir 4.13).</w:t>
+        <w:t xml:space="preserve">6.5 Brand &amp; Marketing menulis nama Aktivitas di kolom Campaign Asal persis seperti di SNX-MKT-REG-02, atau Tanpa campaign bila lead tidak berasal dari Aktivitas di register itu (butir 4.13).</w:t>
       </w:r>
     </w:p>
     <w:p>
